--- a/M4_Entrega_Fila_Simples.docx
+++ b/M4_Entrega_Fila_Simples.docx
@@ -1527,1087 +1527,6 @@
           <w:b/>
         </w:rPr>
       </w:pPr>
-    </w:p>
-    <w:p/>
-    <w:p>
-      <w:r>
-        <w:rPr>
-          <w:rFonts w:ascii="Calibri" w:hAnsi="Calibri"/>
-          <w:b/>
-          <w:sz w:val="24"/>
-        </w:rPr>
-        <w:t>Complemento | Parâmetros indicados no texto do módulo</w:t>
-      </w:r>
-    </w:p>
-    <w:p>
-      <w:r>
-        <w:rPr>
-          <w:rFonts w:ascii="Calibri" w:hAnsi="Calibri"/>
-          <w:i/>
-          <w:sz w:val="20"/>
-        </w:rPr>
-        <w:t>O enunciado apresentado no módulo de aprendizagem indica chegadas entre 3...5 e atendimento entre 4...5, enquanto a tabela deste arquivo modelo indica chegadas entre 2...5 e atendimento entre 3...5. Por isso, as duas configurações foram simuladas; os resultados da segunda configuração são apresentados abaixo.</w:t>
-      </w:r>
-    </w:p>
-    <w:p/>
-    <w:p>
-      <w:pPr>
-        <w:spacing w:after="80" w:before="0"/>
-      </w:pPr>
-      <w:r>
-        <w:rPr>
-          <w:rFonts w:ascii="Calibri" w:hAnsi="Calibri"/>
-          <w:b/>
-          <w:i w:val="0"/>
-          <w:sz w:val="22"/>
-        </w:rPr>
-        <w:t>G/G/1/5, chegadas entre 3...5, atendimento entre 4...5:</w:t>
-      </w:r>
-    </w:p>
-    <w:p>
-      <w:pPr>
-        <w:spacing w:after="40" w:before="0"/>
-      </w:pPr>
-      <w:r>
-        <w:rPr>
-          <w:rFonts w:ascii="Calibri" w:hAnsi="Calibri"/>
-          <w:b w:val="0"/>
-          <w:i w:val="0"/>
-          <w:sz w:val="18"/>
-        </w:rPr>
-        <w:t>Gerador (Método Congruente Linear): a = 1664525 | c = 1013904223 | M = 2^32 | semente = 8 | 100.000 números pseudoaleatórios utilizados.</w:t>
-      </w:r>
-    </w:p>
-    <w:p>
-      <w:pPr>
-        <w:spacing w:after="120" w:before="0"/>
-      </w:pPr>
-      <w:r>
-        <w:rPr>
-          <w:rFonts w:ascii="Calibri" w:hAnsi="Calibri"/>
-          <w:b w:val="0"/>
-          <w:i w:val="0"/>
-          <w:sz w:val="18"/>
-        </w:rPr>
-        <w:t>Fila G/G/1/5 iniciada vazia, primeiro cliente chegando em t = 3,0. Chegadas ~ U[3, 5] e atendimento ~ U[4, 5].</w:t>
-      </w:r>
-    </w:p>
-    <w:tbl>
-      <w:tblPr>
-        <w:tblStyle w:val="TableGrid"/>
-        <w:tblW w:type="auto" w:w="0"/>
-        <w:tblLook w:firstColumn="1" w:firstRow="1" w:lastColumn="0" w:lastRow="0" w:noHBand="0" w:noVBand="1" w:val="04A0"/>
-      </w:tblPr>
-      <w:tblGrid>
-        <w:gridCol w:w="3213"/>
-        <w:gridCol w:w="3213"/>
-        <w:gridCol w:w="3213"/>
-      </w:tblGrid>
-      <w:tr>
-        <w:tc>
-          <w:tcPr>
-            <w:tcW w:type="dxa" w:w="3213"/>
-          </w:tcPr>
-          <w:p>
-            <w:pPr>
-              <w:spacing w:after="0"/>
-              <w:jc w:val="center"/>
-            </w:pPr>
-            <w:r/>
-            <w:r>
-              <w:rPr>
-                <w:rFonts w:ascii="Calibri" w:hAnsi="Calibri"/>
-                <w:b/>
-                <w:sz w:val="18"/>
-              </w:rPr>
-              <w:t>Estado da fila</w:t>
-            </w:r>
-          </w:p>
-        </w:tc>
-        <w:tc>
-          <w:tcPr>
-            <w:tcW w:type="dxa" w:w="3213"/>
-          </w:tcPr>
-          <w:p>
-            <w:pPr>
-              <w:spacing w:after="0"/>
-              <w:jc w:val="center"/>
-            </w:pPr>
-            <w:r/>
-            <w:r>
-              <w:rPr>
-                <w:rFonts w:ascii="Calibri" w:hAnsi="Calibri"/>
-                <w:b/>
-                <w:sz w:val="18"/>
-              </w:rPr>
-              <w:t>Tempo acumulado</w:t>
-            </w:r>
-          </w:p>
-        </w:tc>
-        <w:tc>
-          <w:tcPr>
-            <w:tcW w:type="dxa" w:w="3213"/>
-          </w:tcPr>
-          <w:p>
-            <w:pPr>
-              <w:spacing w:after="0"/>
-              <w:jc w:val="center"/>
-            </w:pPr>
-            <w:r/>
-            <w:r>
-              <w:rPr>
-                <w:rFonts w:ascii="Calibri" w:hAnsi="Calibri"/>
-                <w:b/>
-                <w:sz w:val="18"/>
-              </w:rPr>
-              <w:t>Probabilidade</w:t>
-            </w:r>
-          </w:p>
-        </w:tc>
-      </w:tr>
-      <w:tr>
-        <w:tc>
-          <w:tcPr>
-            <w:tcW w:type="dxa" w:w="3213"/>
-          </w:tcPr>
-          <w:p>
-            <w:pPr>
-              <w:spacing w:after="0"/>
-              <w:jc w:val="center"/>
-            </w:pPr>
-            <w:r/>
-            <w:r>
-              <w:rPr>
-                <w:rFonts w:ascii="Calibri" w:hAnsi="Calibri"/>
-                <w:sz w:val="18"/>
-              </w:rPr>
-              <w:t>0</w:t>
-            </w:r>
-          </w:p>
-        </w:tc>
-        <w:tc>
-          <w:tcPr>
-            <w:tcW w:type="dxa" w:w="3213"/>
-          </w:tcPr>
-          <w:p>
-            <w:pPr>
-              <w:spacing w:after="0"/>
-              <w:jc w:val="right"/>
-            </w:pPr>
-            <w:r/>
-            <w:r>
-              <w:rPr>
-                <w:rFonts w:ascii="Calibri" w:hAnsi="Calibri"/>
-                <w:sz w:val="18"/>
-              </w:rPr>
-              <w:t>3,0000</w:t>
-            </w:r>
-          </w:p>
-        </w:tc>
-        <w:tc>
-          <w:tcPr>
-            <w:tcW w:type="dxa" w:w="3213"/>
-          </w:tcPr>
-          <w:p>
-            <w:pPr>
-              <w:spacing w:after="0"/>
-              <w:jc w:val="right"/>
-            </w:pPr>
-            <w:r/>
-            <w:r>
-              <w:rPr>
-                <w:rFonts w:ascii="Calibri" w:hAnsi="Calibri"/>
-                <w:sz w:val="18"/>
-              </w:rPr>
-              <w:t>0,00 %</w:t>
-            </w:r>
-          </w:p>
-        </w:tc>
-      </w:tr>
-      <w:tr>
-        <w:tc>
-          <w:tcPr>
-            <w:tcW w:type="dxa" w:w="3213"/>
-          </w:tcPr>
-          <w:p>
-            <w:pPr>
-              <w:spacing w:after="0"/>
-              <w:jc w:val="center"/>
-            </w:pPr>
-            <w:r/>
-            <w:r>
-              <w:rPr>
-                <w:rFonts w:ascii="Calibri" w:hAnsi="Calibri"/>
-                <w:sz w:val="18"/>
-              </w:rPr>
-              <w:t>1</w:t>
-            </w:r>
-          </w:p>
-        </w:tc>
-        <w:tc>
-          <w:tcPr>
-            <w:tcW w:type="dxa" w:w="3213"/>
-          </w:tcPr>
-          <w:p>
-            <w:pPr>
-              <w:spacing w:after="0"/>
-              <w:jc w:val="right"/>
-            </w:pPr>
-            <w:r/>
-            <w:r>
-              <w:rPr>
-                <w:rFonts w:ascii="Calibri" w:hAnsi="Calibri"/>
-                <w:sz w:val="18"/>
-              </w:rPr>
-              <w:t>14,4823</w:t>
-            </w:r>
-          </w:p>
-        </w:tc>
-        <w:tc>
-          <w:tcPr>
-            <w:tcW w:type="dxa" w:w="3213"/>
-          </w:tcPr>
-          <w:p>
-            <w:pPr>
-              <w:spacing w:after="0"/>
-              <w:jc w:val="right"/>
-            </w:pPr>
-            <w:r/>
-            <w:r>
-              <w:rPr>
-                <w:rFonts w:ascii="Calibri" w:hAnsi="Calibri"/>
-                <w:sz w:val="18"/>
-              </w:rPr>
-              <w:t>0,01 %</w:t>
-            </w:r>
-          </w:p>
-        </w:tc>
-      </w:tr>
-      <w:tr>
-        <w:tc>
-          <w:tcPr>
-            <w:tcW w:type="dxa" w:w="3213"/>
-          </w:tcPr>
-          <w:p>
-            <w:pPr>
-              <w:spacing w:after="0"/>
-              <w:jc w:val="center"/>
-            </w:pPr>
-            <w:r/>
-            <w:r>
-              <w:rPr>
-                <w:rFonts w:ascii="Calibri" w:hAnsi="Calibri"/>
-                <w:sz w:val="18"/>
-              </w:rPr>
-              <w:t>2</w:t>
-            </w:r>
-          </w:p>
-        </w:tc>
-        <w:tc>
-          <w:tcPr>
-            <w:tcW w:type="dxa" w:w="3213"/>
-          </w:tcPr>
-          <w:p>
-            <w:pPr>
-              <w:spacing w:after="0"/>
-              <w:jc w:val="right"/>
-            </w:pPr>
-            <w:r/>
-            <w:r>
-              <w:rPr>
-                <w:rFonts w:ascii="Calibri" w:hAnsi="Calibri"/>
-                <w:sz w:val="18"/>
-              </w:rPr>
-              <w:t>40,3460</w:t>
-            </w:r>
-          </w:p>
-        </w:tc>
-        <w:tc>
-          <w:tcPr>
-            <w:tcW w:type="dxa" w:w="3213"/>
-          </w:tcPr>
-          <w:p>
-            <w:pPr>
-              <w:spacing w:after="0"/>
-              <w:jc w:val="right"/>
-            </w:pPr>
-            <w:r/>
-            <w:r>
-              <w:rPr>
-                <w:rFonts w:ascii="Calibri" w:hAnsi="Calibri"/>
-                <w:sz w:val="18"/>
-              </w:rPr>
-              <w:t>0,02 %</w:t>
-            </w:r>
-          </w:p>
-        </w:tc>
-      </w:tr>
-      <w:tr>
-        <w:tc>
-          <w:tcPr>
-            <w:tcW w:type="dxa" w:w="3213"/>
-          </w:tcPr>
-          <w:p>
-            <w:pPr>
-              <w:spacing w:after="0"/>
-              <w:jc w:val="center"/>
-            </w:pPr>
-            <w:r/>
-            <w:r>
-              <w:rPr>
-                <w:rFonts w:ascii="Calibri" w:hAnsi="Calibri"/>
-                <w:sz w:val="18"/>
-              </w:rPr>
-              <w:t>3</w:t>
-            </w:r>
-          </w:p>
-        </w:tc>
-        <w:tc>
-          <w:tcPr>
-            <w:tcW w:type="dxa" w:w="3213"/>
-          </w:tcPr>
-          <w:p>
-            <w:pPr>
-              <w:spacing w:after="0"/>
-              <w:jc w:val="right"/>
-            </w:pPr>
-            <w:r/>
-            <w:r>
-              <w:rPr>
-                <w:rFonts w:ascii="Calibri" w:hAnsi="Calibri"/>
-                <w:sz w:val="18"/>
-              </w:rPr>
-              <w:t>821,6177</w:t>
-            </w:r>
-          </w:p>
-        </w:tc>
-        <w:tc>
-          <w:tcPr>
-            <w:tcW w:type="dxa" w:w="3213"/>
-          </w:tcPr>
-          <w:p>
-            <w:pPr>
-              <w:spacing w:after="0"/>
-              <w:jc w:val="right"/>
-            </w:pPr>
-            <w:r/>
-            <w:r>
-              <w:rPr>
-                <w:rFonts w:ascii="Calibri" w:hAnsi="Calibri"/>
-                <w:sz w:val="18"/>
-              </w:rPr>
-              <w:t>0,39 %</w:t>
-            </w:r>
-          </w:p>
-        </w:tc>
-      </w:tr>
-      <w:tr>
-        <w:tc>
-          <w:tcPr>
-            <w:tcW w:type="dxa" w:w="3213"/>
-          </w:tcPr>
-          <w:p>
-            <w:pPr>
-              <w:spacing w:after="0"/>
-              <w:jc w:val="center"/>
-            </w:pPr>
-            <w:r/>
-            <w:r>
-              <w:rPr>
-                <w:rFonts w:ascii="Calibri" w:hAnsi="Calibri"/>
-                <w:sz w:val="18"/>
-              </w:rPr>
-              <w:t>4</w:t>
-            </w:r>
-          </w:p>
-        </w:tc>
-        <w:tc>
-          <w:tcPr>
-            <w:tcW w:type="dxa" w:w="3213"/>
-          </w:tcPr>
-          <w:p>
-            <w:pPr>
-              <w:spacing w:after="0"/>
-              <w:jc w:val="right"/>
-            </w:pPr>
-            <w:r/>
-            <w:r>
-              <w:rPr>
-                <w:rFonts w:ascii="Calibri" w:hAnsi="Calibri"/>
-                <w:sz w:val="18"/>
-              </w:rPr>
-              <w:t>101.930,0812</w:t>
-            </w:r>
-          </w:p>
-        </w:tc>
-        <w:tc>
-          <w:tcPr>
-            <w:tcW w:type="dxa" w:w="3213"/>
-          </w:tcPr>
-          <w:p>
-            <w:pPr>
-              <w:spacing w:after="0"/>
-              <w:jc w:val="right"/>
-            </w:pPr>
-            <w:r/>
-            <w:r>
-              <w:rPr>
-                <w:rFonts w:ascii="Calibri" w:hAnsi="Calibri"/>
-                <w:sz w:val="18"/>
-              </w:rPr>
-              <w:t>48,13 %</w:t>
-            </w:r>
-          </w:p>
-        </w:tc>
-      </w:tr>
-      <w:tr>
-        <w:tc>
-          <w:tcPr>
-            <w:tcW w:type="dxa" w:w="3213"/>
-          </w:tcPr>
-          <w:p>
-            <w:pPr>
-              <w:spacing w:after="0"/>
-              <w:jc w:val="center"/>
-            </w:pPr>
-            <w:r/>
-            <w:r>
-              <w:rPr>
-                <w:rFonts w:ascii="Calibri" w:hAnsi="Calibri"/>
-                <w:sz w:val="18"/>
-              </w:rPr>
-              <w:t>5</w:t>
-            </w:r>
-          </w:p>
-        </w:tc>
-        <w:tc>
-          <w:tcPr>
-            <w:tcW w:type="dxa" w:w="3213"/>
-          </w:tcPr>
-          <w:p>
-            <w:pPr>
-              <w:spacing w:after="0"/>
-              <w:jc w:val="right"/>
-            </w:pPr>
-            <w:r/>
-            <w:r>
-              <w:rPr>
-                <w:rFonts w:ascii="Calibri" w:hAnsi="Calibri"/>
-                <w:sz w:val="18"/>
-              </w:rPr>
-              <w:t>108.988,3523</w:t>
-            </w:r>
-          </w:p>
-        </w:tc>
-        <w:tc>
-          <w:tcPr>
-            <w:tcW w:type="dxa" w:w="3213"/>
-          </w:tcPr>
-          <w:p>
-            <w:pPr>
-              <w:spacing w:after="0"/>
-              <w:jc w:val="right"/>
-            </w:pPr>
-            <w:r/>
-            <w:r>
-              <w:rPr>
-                <w:rFonts w:ascii="Calibri" w:hAnsi="Calibri"/>
-                <w:sz w:val="18"/>
-              </w:rPr>
-              <w:t>51,46 %</w:t>
-            </w:r>
-          </w:p>
-        </w:tc>
-      </w:tr>
-    </w:tbl>
-    <w:p>
-      <w:pPr>
-        <w:spacing w:after="0" w:before="0"/>
-      </w:pPr>
-    </w:p>
-    <w:p>
-      <w:pPr>
-        <w:spacing w:after="40" w:before="80"/>
-      </w:pPr>
-      <w:r>
-        <w:rPr>
-          <w:rFonts w:ascii="Calibri" w:hAnsi="Calibri"/>
-          <w:b/>
-          <w:sz w:val="20"/>
-        </w:rPr>
-        <w:t xml:space="preserve">Tempo global da simulação: </w:t>
-      </w:r>
-      <w:r>
-        <w:rPr>
-          <w:rFonts w:ascii="Calibri" w:hAnsi="Calibri"/>
-          <w:sz w:val="20"/>
-        </w:rPr>
-        <w:t>211.797,8796</w:t>
-      </w:r>
-    </w:p>
-    <w:p>
-      <w:pPr>
-        <w:spacing w:after="40"/>
-      </w:pPr>
-      <w:r>
-        <w:rPr>
-          <w:rFonts w:ascii="Calibri" w:hAnsi="Calibri"/>
-          <w:b/>
-          <w:sz w:val="20"/>
-        </w:rPr>
-        <w:t xml:space="preserve">Número de perdas de clientes: </w:t>
-      </w:r>
-      <w:r>
-        <w:rPr>
-          <w:rFonts w:ascii="Calibri" w:hAnsi="Calibri"/>
-          <w:sz w:val="20"/>
-        </w:rPr>
-        <w:t>5.893</w:t>
-      </w:r>
-    </w:p>
-    <w:p>
-      <w:pPr>
-        <w:spacing w:after="120" w:before="0"/>
-      </w:pPr>
-      <w:r>
-        <w:rPr>
-          <w:rFonts w:ascii="Calibri" w:hAnsi="Calibri"/>
-          <w:b w:val="0"/>
-          <w:i/>
-          <w:sz w:val="18"/>
-        </w:rPr>
-        <w:t>Análise: novamente ρ &gt; 1 (1/4,5 de atendimento contra 1/4,0 de chegada), o sistema satura e 99,6 % do tempo é gasto nos estados 4 e 5, com 5.893 clientes perdidos.</w:t>
-      </w:r>
-    </w:p>
-    <w:p/>
-    <w:p>
-      <w:pPr>
-        <w:spacing w:after="80" w:before="0"/>
-      </w:pPr>
-      <w:r>
-        <w:rPr>
-          <w:rFonts w:ascii="Calibri" w:hAnsi="Calibri"/>
-          <w:b/>
-          <w:i w:val="0"/>
-          <w:sz w:val="22"/>
-        </w:rPr>
-        <w:t>G/G/2/5, chegadas entre 3...5, atendimento entre 4...5:</w:t>
-      </w:r>
-    </w:p>
-    <w:p>
-      <w:pPr>
-        <w:spacing w:after="40" w:before="0"/>
-      </w:pPr>
-      <w:r>
-        <w:rPr>
-          <w:rFonts w:ascii="Calibri" w:hAnsi="Calibri"/>
-          <w:b w:val="0"/>
-          <w:i w:val="0"/>
-          <w:sz w:val="18"/>
-        </w:rPr>
-        <w:t>Gerador (Método Congruente Linear): a = 1664525 | c = 1013904223 | M = 2^32 | semente = 8 | 100.000 números pseudoaleatórios utilizados.</w:t>
-      </w:r>
-    </w:p>
-    <w:p>
-      <w:pPr>
-        <w:spacing w:after="120" w:before="0"/>
-      </w:pPr>
-      <w:r>
-        <w:rPr>
-          <w:rFonts w:ascii="Calibri" w:hAnsi="Calibri"/>
-          <w:b w:val="0"/>
-          <w:i w:val="0"/>
-          <w:sz w:val="18"/>
-        </w:rPr>
-        <w:t>Fila G/G/2/5 iniciada vazia, primeiro cliente chegando em t = 3,0. Chegadas ~ U[3, 5] e atendimento ~ U[4, 5].</w:t>
-      </w:r>
-    </w:p>
-    <w:tbl>
-      <w:tblPr>
-        <w:tblStyle w:val="TableGrid"/>
-        <w:tblW w:type="auto" w:w="0"/>
-        <w:tblLook w:firstColumn="1" w:firstRow="1" w:lastColumn="0" w:lastRow="0" w:noHBand="0" w:noVBand="1" w:val="04A0"/>
-      </w:tblPr>
-      <w:tblGrid>
-        <w:gridCol w:w="3213"/>
-        <w:gridCol w:w="3213"/>
-        <w:gridCol w:w="3213"/>
-      </w:tblGrid>
-      <w:tr>
-        <w:tc>
-          <w:tcPr>
-            <w:tcW w:type="dxa" w:w="3213"/>
-          </w:tcPr>
-          <w:p>
-            <w:pPr>
-              <w:spacing w:after="0"/>
-              <w:jc w:val="center"/>
-            </w:pPr>
-            <w:r/>
-            <w:r>
-              <w:rPr>
-                <w:rFonts w:ascii="Calibri" w:hAnsi="Calibri"/>
-                <w:b/>
-                <w:sz w:val="18"/>
-              </w:rPr>
-              <w:t>Estado da fila</w:t>
-            </w:r>
-          </w:p>
-        </w:tc>
-        <w:tc>
-          <w:tcPr>
-            <w:tcW w:type="dxa" w:w="3213"/>
-          </w:tcPr>
-          <w:p>
-            <w:pPr>
-              <w:spacing w:after="0"/>
-              <w:jc w:val="center"/>
-            </w:pPr>
-            <w:r/>
-            <w:r>
-              <w:rPr>
-                <w:rFonts w:ascii="Calibri" w:hAnsi="Calibri"/>
-                <w:b/>
-                <w:sz w:val="18"/>
-              </w:rPr>
-              <w:t>Tempo acumulado</w:t>
-            </w:r>
-          </w:p>
-        </w:tc>
-        <w:tc>
-          <w:tcPr>
-            <w:tcW w:type="dxa" w:w="3213"/>
-          </w:tcPr>
-          <w:p>
-            <w:pPr>
-              <w:spacing w:after="0"/>
-              <w:jc w:val="center"/>
-            </w:pPr>
-            <w:r/>
-            <w:r>
-              <w:rPr>
-                <w:rFonts w:ascii="Calibri" w:hAnsi="Calibri"/>
-                <w:b/>
-                <w:sz w:val="18"/>
-              </w:rPr>
-              <w:t>Probabilidade</w:t>
-            </w:r>
-          </w:p>
-        </w:tc>
-      </w:tr>
-      <w:tr>
-        <w:tc>
-          <w:tcPr>
-            <w:tcW w:type="dxa" w:w="3213"/>
-          </w:tcPr>
-          <w:p>
-            <w:pPr>
-              <w:spacing w:after="0"/>
-              <w:jc w:val="center"/>
-            </w:pPr>
-            <w:r/>
-            <w:r>
-              <w:rPr>
-                <w:rFonts w:ascii="Calibri" w:hAnsi="Calibri"/>
-                <w:sz w:val="18"/>
-              </w:rPr>
-              <w:t>0</w:t>
-            </w:r>
-          </w:p>
-        </w:tc>
-        <w:tc>
-          <w:tcPr>
-            <w:tcW w:type="dxa" w:w="3213"/>
-          </w:tcPr>
-          <w:p>
-            <w:pPr>
-              <w:spacing w:after="0"/>
-              <w:jc w:val="right"/>
-            </w:pPr>
-            <w:r/>
-            <w:r>
-              <w:rPr>
-                <w:rFonts w:ascii="Calibri" w:hAnsi="Calibri"/>
-                <w:sz w:val="18"/>
-              </w:rPr>
-              <w:t>4.205,1215</w:t>
-            </w:r>
-          </w:p>
-        </w:tc>
-        <w:tc>
-          <w:tcPr>
-            <w:tcW w:type="dxa" w:w="3213"/>
-          </w:tcPr>
-          <w:p>
-            <w:pPr>
-              <w:spacing w:after="0"/>
-              <w:jc w:val="right"/>
-            </w:pPr>
-            <w:r/>
-            <w:r>
-              <w:rPr>
-                <w:rFonts w:ascii="Calibri" w:hAnsi="Calibri"/>
-                <w:sz w:val="18"/>
-              </w:rPr>
-              <w:t>2,10 %</w:t>
-            </w:r>
-          </w:p>
-        </w:tc>
-      </w:tr>
-      <w:tr>
-        <w:tc>
-          <w:tcPr>
-            <w:tcW w:type="dxa" w:w="3213"/>
-          </w:tcPr>
-          <w:p>
-            <w:pPr>
-              <w:spacing w:after="0"/>
-              <w:jc w:val="center"/>
-            </w:pPr>
-            <w:r/>
-            <w:r>
-              <w:rPr>
-                <w:rFonts w:ascii="Calibri" w:hAnsi="Calibri"/>
-                <w:sz w:val="18"/>
-              </w:rPr>
-              <w:t>1</w:t>
-            </w:r>
-          </w:p>
-        </w:tc>
-        <w:tc>
-          <w:tcPr>
-            <w:tcW w:type="dxa" w:w="3213"/>
-          </w:tcPr>
-          <w:p>
-            <w:pPr>
-              <w:spacing w:after="0"/>
-              <w:jc w:val="right"/>
-            </w:pPr>
-            <w:r/>
-            <w:r>
-              <w:rPr>
-                <w:rFonts w:ascii="Calibri" w:hAnsi="Calibri"/>
-                <w:sz w:val="18"/>
-              </w:rPr>
-              <w:t>166.547,9986</w:t>
-            </w:r>
-          </w:p>
-        </w:tc>
-        <w:tc>
-          <w:tcPr>
-            <w:tcW w:type="dxa" w:w="3213"/>
-          </w:tcPr>
-          <w:p>
-            <w:pPr>
-              <w:spacing w:after="0"/>
-              <w:jc w:val="right"/>
-            </w:pPr>
-            <w:r/>
-            <w:r>
-              <w:rPr>
-                <w:rFonts w:ascii="Calibri" w:hAnsi="Calibri"/>
-                <w:sz w:val="18"/>
-              </w:rPr>
-              <w:t>83,27 %</w:t>
-            </w:r>
-          </w:p>
-        </w:tc>
-      </w:tr>
-      <w:tr>
-        <w:tc>
-          <w:tcPr>
-            <w:tcW w:type="dxa" w:w="3213"/>
-          </w:tcPr>
-          <w:p>
-            <w:pPr>
-              <w:spacing w:after="0"/>
-              <w:jc w:val="center"/>
-            </w:pPr>
-            <w:r/>
-            <w:r>
-              <w:rPr>
-                <w:rFonts w:ascii="Calibri" w:hAnsi="Calibri"/>
-                <w:sz w:val="18"/>
-              </w:rPr>
-              <w:t>2</w:t>
-            </w:r>
-          </w:p>
-        </w:tc>
-        <w:tc>
-          <w:tcPr>
-            <w:tcW w:type="dxa" w:w="3213"/>
-          </w:tcPr>
-          <w:p>
-            <w:pPr>
-              <w:spacing w:after="0"/>
-              <w:jc w:val="right"/>
-            </w:pPr>
-            <w:r/>
-            <w:r>
-              <w:rPr>
-                <w:rFonts w:ascii="Calibri" w:hAnsi="Calibri"/>
-                <w:sz w:val="18"/>
-              </w:rPr>
-              <w:t>29.254,6579</w:t>
-            </w:r>
-          </w:p>
-        </w:tc>
-        <w:tc>
-          <w:tcPr>
-            <w:tcW w:type="dxa" w:w="3213"/>
-          </w:tcPr>
-          <w:p>
-            <w:pPr>
-              <w:spacing w:after="0"/>
-              <w:jc w:val="right"/>
-            </w:pPr>
-            <w:r/>
-            <w:r>
-              <w:rPr>
-                <w:rFonts w:ascii="Calibri" w:hAnsi="Calibri"/>
-                <w:sz w:val="18"/>
-              </w:rPr>
-              <w:t>14,63 %</w:t>
-            </w:r>
-          </w:p>
-        </w:tc>
-      </w:tr>
-      <w:tr>
-        <w:tc>
-          <w:tcPr>
-            <w:tcW w:type="dxa" w:w="3213"/>
-          </w:tcPr>
-          <w:p>
-            <w:pPr>
-              <w:spacing w:after="0"/>
-              <w:jc w:val="center"/>
-            </w:pPr>
-            <w:r/>
-            <w:r>
-              <w:rPr>
-                <w:rFonts w:ascii="Calibri" w:hAnsi="Calibri"/>
-                <w:sz w:val="18"/>
-              </w:rPr>
-              <w:t>3</w:t>
-            </w:r>
-          </w:p>
-        </w:tc>
-        <w:tc>
-          <w:tcPr>
-            <w:tcW w:type="dxa" w:w="3213"/>
-          </w:tcPr>
-          <w:p>
-            <w:pPr>
-              <w:spacing w:after="0"/>
-              <w:jc w:val="right"/>
-            </w:pPr>
-            <w:r/>
-            <w:r>
-              <w:rPr>
-                <w:rFonts w:ascii="Calibri" w:hAnsi="Calibri"/>
-                <w:sz w:val="18"/>
-              </w:rPr>
-              <w:t>0,0000</w:t>
-            </w:r>
-          </w:p>
-        </w:tc>
-        <w:tc>
-          <w:tcPr>
-            <w:tcW w:type="dxa" w:w="3213"/>
-          </w:tcPr>
-          <w:p>
-            <w:pPr>
-              <w:spacing w:after="0"/>
-              <w:jc w:val="right"/>
-            </w:pPr>
-            <w:r/>
-            <w:r>
-              <w:rPr>
-                <w:rFonts w:ascii="Calibri" w:hAnsi="Calibri"/>
-                <w:sz w:val="18"/>
-              </w:rPr>
-              <w:t>0,00 %</w:t>
-            </w:r>
-          </w:p>
-        </w:tc>
-      </w:tr>
-      <w:tr>
-        <w:tc>
-          <w:tcPr>
-            <w:tcW w:type="dxa" w:w="3213"/>
-          </w:tcPr>
-          <w:p>
-            <w:pPr>
-              <w:spacing w:after="0"/>
-              <w:jc w:val="center"/>
-            </w:pPr>
-            <w:r/>
-            <w:r>
-              <w:rPr>
-                <w:rFonts w:ascii="Calibri" w:hAnsi="Calibri"/>
-                <w:sz w:val="18"/>
-              </w:rPr>
-              <w:t>4</w:t>
-            </w:r>
-          </w:p>
-        </w:tc>
-        <w:tc>
-          <w:tcPr>
-            <w:tcW w:type="dxa" w:w="3213"/>
-          </w:tcPr>
-          <w:p>
-            <w:pPr>
-              <w:spacing w:after="0"/>
-              <w:jc w:val="right"/>
-            </w:pPr>
-            <w:r/>
-            <w:r>
-              <w:rPr>
-                <w:rFonts w:ascii="Calibri" w:hAnsi="Calibri"/>
-                <w:sz w:val="18"/>
-              </w:rPr>
-              <w:t>0,0000</w:t>
-            </w:r>
-          </w:p>
-        </w:tc>
-        <w:tc>
-          <w:tcPr>
-            <w:tcW w:type="dxa" w:w="3213"/>
-          </w:tcPr>
-          <w:p>
-            <w:pPr>
-              <w:spacing w:after="0"/>
-              <w:jc w:val="right"/>
-            </w:pPr>
-            <w:r/>
-            <w:r>
-              <w:rPr>
-                <w:rFonts w:ascii="Calibri" w:hAnsi="Calibri"/>
-                <w:sz w:val="18"/>
-              </w:rPr>
-              <w:t>0,00 %</w:t>
-            </w:r>
-          </w:p>
-        </w:tc>
-      </w:tr>
-      <w:tr>
-        <w:tc>
-          <w:tcPr>
-            <w:tcW w:type="dxa" w:w="3213"/>
-          </w:tcPr>
-          <w:p>
-            <w:pPr>
-              <w:spacing w:after="0"/>
-              <w:jc w:val="center"/>
-            </w:pPr>
-            <w:r/>
-            <w:r>
-              <w:rPr>
-                <w:rFonts w:ascii="Calibri" w:hAnsi="Calibri"/>
-                <w:sz w:val="18"/>
-              </w:rPr>
-              <w:t>5</w:t>
-            </w:r>
-          </w:p>
-        </w:tc>
-        <w:tc>
-          <w:tcPr>
-            <w:tcW w:type="dxa" w:w="3213"/>
-          </w:tcPr>
-          <w:p>
-            <w:pPr>
-              <w:spacing w:after="0"/>
-              <w:jc w:val="right"/>
-            </w:pPr>
-            <w:r/>
-            <w:r>
-              <w:rPr>
-                <w:rFonts w:ascii="Calibri" w:hAnsi="Calibri"/>
-                <w:sz w:val="18"/>
-              </w:rPr>
-              <w:t>0,0000</w:t>
-            </w:r>
-          </w:p>
-        </w:tc>
-        <w:tc>
-          <w:tcPr>
-            <w:tcW w:type="dxa" w:w="3213"/>
-          </w:tcPr>
-          <w:p>
-            <w:pPr>
-              <w:spacing w:after="0"/>
-              <w:jc w:val="right"/>
-            </w:pPr>
-            <w:r/>
-            <w:r>
-              <w:rPr>
-                <w:rFonts w:ascii="Calibri" w:hAnsi="Calibri"/>
-                <w:sz w:val="18"/>
-              </w:rPr>
-              <w:t>0,00 %</w:t>
-            </w:r>
-          </w:p>
-        </w:tc>
-      </w:tr>
-    </w:tbl>
-    <w:p>
-      <w:pPr>
-        <w:spacing w:after="0" w:before="0"/>
-      </w:pPr>
-    </w:p>
-    <w:p>
-      <w:pPr>
-        <w:spacing w:after="40" w:before="80"/>
-      </w:pPr>
-      <w:r>
-        <w:rPr>
-          <w:rFonts w:ascii="Calibri" w:hAnsi="Calibri"/>
-          <w:b/>
-          <w:sz w:val="20"/>
-        </w:rPr>
-        <w:t xml:space="preserve">Tempo global da simulação: </w:t>
-      </w:r>
-      <w:r>
-        <w:rPr>
-          <w:rFonts w:ascii="Calibri" w:hAnsi="Calibri"/>
-          <w:sz w:val="20"/>
-        </w:rPr>
-        <w:t>200.007,7780</w:t>
-      </w:r>
-    </w:p>
-    <w:p>
-      <w:pPr>
-        <w:spacing w:after="40"/>
-      </w:pPr>
-      <w:r>
-        <w:rPr>
-          <w:rFonts w:ascii="Calibri" w:hAnsi="Calibri"/>
-          <w:b/>
-          <w:sz w:val="20"/>
-        </w:rPr>
-        <w:t xml:space="preserve">Número de perdas de clientes: </w:t>
-      </w:r>
-      <w:r>
-        <w:rPr>
-          <w:rFonts w:ascii="Calibri" w:hAnsi="Calibri"/>
-          <w:sz w:val="20"/>
-        </w:rPr>
-        <w:t>0 (não houve perda)</w:t>
-      </w:r>
-    </w:p>
-    <w:p>
-      <w:pPr>
-        <w:spacing w:after="120" w:before="0"/>
-      </w:pPr>
-      <w:r>
-        <w:rPr>
-          <w:rFonts w:ascii="Calibri" w:hAnsi="Calibri"/>
-          <w:b w:val="0"/>
-          <w:i/>
-          <w:sz w:val="18"/>
-        </w:rPr>
-        <w:t>Análise: com dois servidores ρ ≈ 0,56 &lt; 1; o sistema é estável, permanece 97,9 % do tempo nos estados 1 e 2 e não há perda de clientes.</w:t>
-      </w:r>
     </w:p>
     <w:sectPr>
       <w:headerReference w:type="default" r:id="rId11"/>
